--- a/F18-assembly.docx
+++ b/F18-assembly.docx
@@ -150,7 +150,7 @@
         <w:t>of chips built from</w:t>
       </w:r>
       <w:r>
-        <w:t xml:space="preserve"> F18A technology.  Please refer to the data books for specific chips </w:t>
+        <w:t xml:space="preserve"> F18A technology. Please refer to the data books for specific chips </w:t>
       </w:r>
       <w:r>
         <w:t>using this</w:t>
@@ -159,7 +159,7 @@
         <w:t xml:space="preserve"> technology to learn their exact configurations, pin-outs, ROM content and electrical characteristics.</w:t>
       </w:r>
       <w:r>
-        <w:t xml:space="preserve">  The current editions of these, along with many other relevant documents and application notes as well as the current edition of this document, may be found on our website.  It is always advisable to ensure that you are using the latest documents before starting work.</w:t>
+        <w:t xml:space="preserve"> The current editions of these, along with many other relevant documents and application notes as well as the current edition of this document, may be found on our website. It is always advisable to ensure that you are using the latest documents before starting work.</w:t>
       </w:r>
     </w:p>
     <w:p>
@@ -218,7 +218,19 @@
         <w:jc w:val="both"/>
       </w:pPr>
       <w:r>
-        <w:t xml:space="preserve">Numbers are written in decimal unless otherwise indicated. Hexadecimal values are indicated by explicitly writing “hex” or by preceding the number with the lowercase letter “x”. </w:t>
+        <w:t xml:space="preserve">Numbers are written in decimal unless otherwise indicated. Hexadecimal values are indicated by explicitly writing “hex” or by preceding the number with the lowercase letter </w:t>
+      </w:r>
+      <w:r>
+        <w:t>“</w:t>
+      </w:r>
+      <w:r>
+        <w:t>x</w:t>
+      </w:r>
+      <w:r>
+        <w:t>”</w:t>
+      </w:r>
+      <w:r>
+        <w:t xml:space="preserve">. </w:t>
       </w:r>
     </w:p>
     <w:p>
@@ -295,7 +307,19 @@
         <w:jc w:val="both"/>
       </w:pPr>
       <w:r>
-        <w:t xml:space="preserve">Register names in prose may be used with or without the word "register" and are usually shown in a bold font and capitalized where necessary to avoid ambiguity, such as for example the registers </w:t>
+        <w:t xml:space="preserve">Register names in prose may be used with or without the word </w:t>
+      </w:r>
+      <w:r>
+        <w:t>“</w:t>
+      </w:r>
+      <w:r>
+        <w:t>register</w:t>
+      </w:r>
+      <w:r>
+        <w:t>”</w:t>
+      </w:r>
+      <w:r>
+        <w:t xml:space="preserve"> and are usually shown in a bold font and capitalized where necessary to avoid ambiguity, such as for example the registers </w:t>
       </w:r>
       <w:r>
         <w:rPr>
@@ -866,7 +890,7 @@
         <w:t>A</w:t>
       </w:r>
       <w:r>
-        <w:t xml:space="preserve"> as directed by opcodes.  A carry latch is involved in some Extended Arithmetic mode instructions.</w:t>
+        <w:t xml:space="preserve"> as directed by opcodes. A carry latch is involved in some Extended Arithmetic mode instructions.</w:t>
       </w:r>
     </w:p>
     <w:p>
@@ -954,7 +978,7 @@
         <w:t>P</w:t>
       </w:r>
       <w:r>
-        <w:t xml:space="preserve"> is set to the address configured in the chip layout.  For F18A, this will always be either a multiport execute or will be ROM address </w:t>
+        <w:t xml:space="preserve"> is set to the address configured in the chip layout. For F18A, this will always be either a multiport execute or will be ROM address </w:t>
       </w:r>
       <w:r>
         <w:rPr>
@@ -5573,6 +5597,10 @@
       </w:r>
       <w:proofErr w:type="spellStart"/>
       <w:r>
+        <w:rPr>
+          <w:b/>
+          <w:bCs/>
+        </w:rPr>
         <w:t>unext</w:t>
       </w:r>
       <w:proofErr w:type="spellEnd"/>
@@ -14492,7 +14520,7 @@
                       <v:shape id="_x0000_i1030" type="#_x0000_t75" style="width:199.1pt;height:173.45pt">
                         <v:imagedata r:id="rId15" o:title=""/>
                       </v:shape>
-                      <o:OLEObject Type="Embed" ProgID="Visio.Drawing.11" ShapeID="_x0000_i1030" DrawAspect="Content" ObjectID="_1846678911" r:id="rId16"/>
+                      <o:OLEObject Type="Embed" ProgID="Visio.Drawing.11" ShapeID="_x0000_i1030" DrawAspect="Content" ObjectID="_1846772504" r:id="rId16"/>
                     </w:object>
                   </w:r>
                 </w:p>
@@ -17698,13 +17726,13 @@
           <w:rFonts w:asciiTheme="minorHAnsi" w:hAnsiTheme="minorHAnsi" w:cstheme="minorHAnsi"/>
           <w:i/>
         </w:rPr>
+        <w:instrText xml:space="preserve"> \* MERGEFORMAT </w:instrText>
       </w:r>
       <w:r>
         <w:rPr>
           <w:rFonts w:asciiTheme="minorHAnsi" w:hAnsiTheme="minorHAnsi" w:cstheme="minorHAnsi"/>
           <w:i/>
         </w:rPr>
-        <w:instrText xml:space="preserve"> \* MERGEFORMAT </w:instrText>
       </w:r>
       <w:r>
         <w:rPr>
@@ -18988,12 +19016,12 @@
         <w:rPr>
           <w:rFonts w:asciiTheme="minorHAnsi" w:hAnsiTheme="minorHAnsi" w:cstheme="minorHAnsi"/>
         </w:rPr>
+        <w:instrText xml:space="preserve"> \* MERGEFORMAT </w:instrText>
       </w:r>
       <w:r>
         <w:rPr>
           <w:rFonts w:asciiTheme="minorHAnsi" w:hAnsiTheme="minorHAnsi" w:cstheme="minorHAnsi"/>
         </w:rPr>
-        <w:instrText xml:space="preserve"> \* MERGEFORMAT </w:instrText>
       </w:r>
       <w:r>
         <w:rPr>
@@ -34132,47 +34160,47 @@
       <w:r>
         <w:t xml:space="preserve">GreenArrays has written, tested and used a considerable Library of generally useful F18A code; this varies from single utility nodes, such as the Perfect Wire, to multi-node clusters such as the Ethernet NIC.  Some of the code is useful anywhere on the chip, while other code such as, for example, the SRAM cluster, depends on the I/O and geometric properties of the nodes for which it is designed.  Every bit of this code is distributed as source.  Where practical, such code is pre-assembled and is distributed with the system as object code in virtual bins (1600 to 3200) so that it may be used readily by tools such as the IDE or included in applications via boot descriptors.  In other cases, such as the Ethernet Cluster or the </w:t>
       </w:r>
+      <w:r>
+        <w:t>polyForth</w:t>
+      </w:r>
+      <w:r>
+        <w:t xml:space="preserve"> Virtual Machine, enough nodes are involved that it makes more sense to assemble it for the target nodes when needed by an application being built.</w:t>
+      </w:r>
+    </w:p>
+    <w:p>
+      <w:pPr>
+        <w:pStyle w:val="BodyText"/>
+        <w:jc w:val="both"/>
+      </w:pPr>
+      <w:r>
+        <w:t>This section documents the code, and its usage, for each such element in the Library.</w:t>
+      </w:r>
+    </w:p>
+    <w:p>
+      <w:pPr>
+        <w:pStyle w:val="PlainHeading3"/>
+        <w:jc w:val="both"/>
+      </w:pPr>
+      <w:bookmarkStart w:id="267" w:name="_Toc119163542"/>
+      <w:r>
+        <w:t>Perfect Wire (any node)</w:t>
+      </w:r>
+      <w:bookmarkEnd w:id="267"/>
+    </w:p>
+    <w:p>
+      <w:pPr>
+        <w:pStyle w:val="BodyText"/>
+        <w:jc w:val="both"/>
+      </w:pPr>
+      <w:r>
+        <w:t xml:space="preserve">It's often necessary to use a node as a simple wire to connect ports that are not physically adjacent.  In the simplest case, when the use is permanent (until chip reset) and the data move in only one direction, there is a demonstrably perfect solution:  A single instruction word program that, once fetched from memory, runs entirely in the Instruction Register  I  and is an infinite loop with minimal latency and minimal jitter (one word of every 262144 transferred takes an extra </w:t>
+      </w:r>
       <w:proofErr w:type="spellStart"/>
       <w:r>
-        <w:t>polyFORTH</w:t>
-      </w:r>
-      <w:proofErr w:type="spellEnd"/>
-      <w:r>
-        <w:t xml:space="preserve"> Virtual Machine, enough nodes are involved that it makes more sense to assemble it for the target nodes when needed by an application being built.</w:t>
-      </w:r>
-    </w:p>
-    <w:p>
-      <w:pPr>
-        <w:pStyle w:val="BodyText"/>
-        <w:jc w:val="both"/>
-      </w:pPr>
-      <w:r>
-        <w:t>This section documents the code, and its usage, for each such element in the Library.</w:t>
-      </w:r>
-    </w:p>
-    <w:p>
-      <w:pPr>
-        <w:pStyle w:val="PlainHeading3"/>
-        <w:jc w:val="both"/>
-      </w:pPr>
-      <w:bookmarkStart w:id="267" w:name="_Toc119163542"/>
-      <w:r>
-        <w:t>Perfect Wire (any node)</w:t>
-      </w:r>
-      <w:bookmarkEnd w:id="267"/>
-    </w:p>
-    <w:p>
-      <w:pPr>
-        <w:pStyle w:val="BodyText"/>
-        <w:jc w:val="both"/>
-      </w:pPr>
-      <w:r>
-        <w:t xml:space="preserve">It's often necessary to use a node as a simple wire to connect ports that are not physically adjacent.  In the simplest case, when the use is permanent (until chip reset) and the data move in only one direction, there is a demonstrably perfect solution:  A single instruction word program that, once fetched from memory, runs entirely in the Instruction Register  I  and is an infinite loop with minimal latency and minimal jitter (one word of every 262144 transferred takes an extra </w:t>
-      </w:r>
-      <w:proofErr w:type="spellStart"/>
-      <w:r>
-        <w:rPr>
-          <w:rFonts w:ascii="Consolas" w:hAnsi="Consolas" w:cs="Consolas"/>
+        <w:rPr>
+          <w:rFonts w:ascii="Consolas" w:hAnsi="Consolas" w:cs="Consolas"/>
+          <w:b/>
+          <w:bCs/>
         </w:rPr>
         <w:t>unext</w:t>
       </w:r>
@@ -34968,7 +34996,7 @@
         <w:jc w:val="both"/>
       </w:pPr>
       <w:r>
-        <w:t xml:space="preserve">An almost-transparent port bridge in bin 1904 uses nodes 300 on two chips to simulate a COM port between the UP ports of nodes 400 on each chip.  The exception about transparency is that a node 400 cannot tell by inspecting its IO register whether the other chip's node 400 is actually reading its UP port.  This bridge code is used by External and Internal IDE, by boot streams, and afterward by applications in 2-chip environments.  For discussion, see </w:t>
+        <w:t xml:space="preserve">An almost-transparent port bridge in bin 1904 uses nodes 300 on two chips to simulate a COM port between the UP ports of nodes 400 on each chip.  The exception about transparency is that a node 400 cannot tell by inspecting its IO register whether the other chip's node 400 is actually reading its UP port. This bridge code is used by External and Internal IDE, by boot streams, and afterward by applications in 2-chip environments.  For discussion, see </w:t>
       </w:r>
       <w:r>
         <w:fldChar w:fldCharType="begin"/>
@@ -35035,7 +35063,7 @@
         <w:jc w:val="both"/>
       </w:pPr>
       <w:r>
-        <w:t xml:space="preserve">By default we like to fill all nodes with this versatile messaging fabric, which is capable of exchanging up to 262k word payloads and replies between any two nodes on one or more chips that can be reached via any path through contiguous nodes running the ganglia and connected by COM ports or equivalent, such as the synchronous port bridge or any other bridging mechanism that supports flow control.  These Ganglia are documented fully in App Note AN017, </w:t>
+        <w:t xml:space="preserve">By default we like to fill all nodes with this versatile messaging fabric, which is capable of exchanging up to 262k word payloads and replies between any two nodes on one or more chips that can be reached via any path through contiguous nodes running the ganglia and connected by COM ports or equivalent, such as the synchronous port bridge or any other bridging mechanism that supports flow control. These Ganglia are documented fully in App Note AN017, </w:t>
       </w:r>
       <w:r>
         <w:rPr>
@@ -35053,7 +35081,7 @@
         <w:jc w:val="both"/>
       </w:pPr>
       <w:r>
-        <w:t>Object code is stored in Virtual Bins 1714, 1715, 1716 and 1717, one for each of the four physical orientations of F18A nodes.  To fill both chips with ganglia</w:t>
+        <w:t>Object code is stored in Virtual Bins 1714, 1715, 1716 and 1717, one for each of the four physical orientations of F18A nodes. To fill both chips with ganglia</w:t>
       </w:r>
       <w:r>
         <w:t xml:space="preserve">, use the descriptor macro  </w:t>
@@ -35389,7 +35417,7 @@
         <w:jc w:val="both"/>
       </w:pPr>
       <w:r>
-        <w:t>This code for node 400, in bin 1907, is used ephemerally along with the Synch Boot Master in node 300 and a copy of the code for the Synchronous Port Bridge in node 500.  Once all three of these nodes have been loaded it initializes node 300's I/O, resets the other chip via node 500 on pin 500.17, loads the port bridge code into node 300 of the other chip and starts it up, then loads the same code into our chip's node 300 and starts it as well.  After this is completed nodes 400 and 500 may be re-loaded with application code, filled with Ganglia, or whatever else you desire.</w:t>
+        <w:t>This code for node 400, in bin 1907, is used ephemerally along with the Synch Boot Master in node 300 and a copy of the code for the Synchronous Port Bridge in node 500. Once all three of these nodes have been loaded it initializes node 300's I/O, resets the other chip via node 500 on pin 500.17, loads the port bridge code into node 300 of the other chip and starts it up, then loads the same code into our chip's node 300 and starts it as well. After this is completed nodes 400 and 500 may be re-loaded with application code, filled with Ganglia, or whatever else you desire.</w:t>
       </w:r>
     </w:p>
     <w:p>
@@ -35417,11 +35445,9 @@
         <w:jc w:val="both"/>
       </w:pPr>
       <w:bookmarkStart w:id="276" w:name="_Toc119163551"/>
-      <w:proofErr w:type="spellStart"/>
-      <w:r>
-        <w:t>polyFORTH</w:t>
-      </w:r>
-      <w:proofErr w:type="spellEnd"/>
+      <w:r>
+        <w:t>polyForth</w:t>
+      </w:r>
       <w:r>
         <w:t xml:space="preserve"> Cluster (specific nodes)</w:t>
       </w:r>
@@ -35447,14 +35473,12 @@
       <w:r>
         <w:t xml:space="preserve">, </w:t>
       </w:r>
-      <w:proofErr w:type="spellStart"/>
       <w:r>
         <w:rPr>
           <w:i/>
         </w:rPr>
-        <w:t>polyFORTH</w:t>
-      </w:r>
-      <w:proofErr w:type="spellEnd"/>
+        <w:t>polyForth</w:t>
+      </w:r>
       <w:r>
         <w:t>.</w:t>
       </w:r>
@@ -35525,36 +35549,11 @@
         <w:pStyle w:val="PlainHeading3"/>
         <w:jc w:val="both"/>
       </w:pPr>
-      <w:bookmarkStart w:id="280" w:name="_Toc119163555"/>
-      <w:proofErr w:type="spellStart"/>
-      <w:r>
-        <w:t>eForth</w:t>
-      </w:r>
-      <w:proofErr w:type="spellEnd"/>
-      <w:r>
-        <w:t xml:space="preserve"> (specific nodes)</w:t>
+      <w:bookmarkStart w:id="280" w:name="_Toc119163556"/>
+      <w:r>
+        <w:t>Documented Examples</w:t>
       </w:r>
       <w:bookmarkEnd w:id="280"/>
-    </w:p>
-    <w:p>
-      <w:pPr>
-        <w:pStyle w:val="BodyText"/>
-        <w:jc w:val="both"/>
-      </w:pPr>
-      <w:r>
-        <w:t>Words.</w:t>
-      </w:r>
-    </w:p>
-    <w:p>
-      <w:pPr>
-        <w:pStyle w:val="PlainHeading3"/>
-        <w:jc w:val="both"/>
-      </w:pPr>
-      <w:bookmarkStart w:id="281" w:name="_Toc119163556"/>
-      <w:r>
-        <w:t>Documented Examples</w:t>
-      </w:r>
-      <w:bookmarkEnd w:id="281"/>
     </w:p>
     <w:p>
       <w:pPr>
@@ -35592,11 +35591,11 @@
         <w:pStyle w:val="PlainHeading3"/>
         <w:jc w:val="both"/>
       </w:pPr>
-      <w:bookmarkStart w:id="282" w:name="_Toc119163557"/>
+      <w:bookmarkStart w:id="281" w:name="_Toc119163557"/>
       <w:r>
         <w:t>Additional Test Code</w:t>
       </w:r>
-      <w:bookmarkEnd w:id="282"/>
+      <w:bookmarkEnd w:id="281"/>
     </w:p>
     <w:p>
       <w:pPr>
@@ -35637,15 +35636,15 @@
         <w:pStyle w:val="PlainHeading2"/>
         <w:jc w:val="both"/>
       </w:pPr>
-      <w:bookmarkStart w:id="283" w:name="_Ref119147278"/>
-      <w:bookmarkStart w:id="284" w:name="_Toc119163558"/>
+      <w:bookmarkStart w:id="282" w:name="_Ref119147278"/>
+      <w:bookmarkStart w:id="283" w:name="_Toc119163558"/>
       <w:bookmarkEnd w:id="266"/>
       <w:r>
         <w:lastRenderedPageBreak/>
         <w:t>Bin Assignments</w:t>
       </w:r>
+      <w:bookmarkEnd w:id="282"/>
       <w:bookmarkEnd w:id="283"/>
-      <w:bookmarkEnd w:id="284"/>
     </w:p>
     <w:p>
       <w:pPr>
@@ -35659,7 +35658,7 @@
         </w:sectPr>
       </w:pPr>
       <w:r>
-        <w:t>"Bins" are receptacles for object code and are numbered like nodes in the chips.  Bins 000 through 717 contain code that is by default destined for the nodes on the host chip; future releases will vacate this range completely.  Bins 800 through 1517 map onto the target chip.  Bins 1600 through 3117 are reserved for utility and tool code, and are managed by GreenArrays.  Their purpose is to allow this code to be compiled and available for use at any time without interfering with application code.  This table documents the assignments in effect as of the release identified above; yellow highlight indicates conversion to and validation of af-3 source.</w:t>
+        <w:t>"Bins" are receptacles for object code and are numbered like nodes in the chips. Bins 000 through 717 contain code that is by default destined for the nodes on the host chip; future releases will vacate this range completely. Bins 800 through 1517 map onto the target chip. Bins 1600 through 3117 are reserved for utility and tool code, and are managed by GreenArrays. Their purpose is to allow this code to be compiled and available for use at any time without interfering with application code. This table documents the assignments in effect as of the release identified above; yellow highlight indicates conversion to and validation of af-3 source.</w:t>
       </w:r>
     </w:p>
     <w:p>
@@ -48020,12 +48019,12 @@
         <w:pStyle w:val="PlainHeading2"/>
         <w:jc w:val="both"/>
       </w:pPr>
-      <w:bookmarkStart w:id="285" w:name="_Toc119163559"/>
+      <w:bookmarkStart w:id="284" w:name="_Toc119163559"/>
       <w:r>
         <w:lastRenderedPageBreak/>
         <w:t>Examples</w:t>
       </w:r>
-      <w:bookmarkEnd w:id="285"/>
+      <w:bookmarkEnd w:id="284"/>
       <w:r>
         <w:t xml:space="preserve"> to remember</w:t>
       </w:r>
@@ -48760,59 +48759,69 @@
     </w:p>
     <w:p>
       <w:pPr>
+        <w:pStyle w:val="BodyText"/>
+        <w:spacing w:after="120"/>
+        <w:jc w:val="both"/>
+        <w:rPr>
+          <w:highlight w:val="yellow"/>
+        </w:rPr>
+      </w:pPr>
+    </w:p>
+    <w:p>
+      <w:pPr>
         <w:pStyle w:val="PlainHeading1"/>
         <w:jc w:val="both"/>
       </w:pPr>
-      <w:bookmarkStart w:id="286" w:name="_Toc119163560"/>
-      <w:r>
+      <w:bookmarkStart w:id="285" w:name="_Toc119163560"/>
+      <w:r>
+        <w:lastRenderedPageBreak/>
         <w:t>Maintenance</w:t>
       </w:r>
+      <w:bookmarkEnd w:id="285"/>
+    </w:p>
+    <w:p>
+      <w:pPr>
+        <w:pStyle w:val="BodyText"/>
+        <w:jc w:val="both"/>
+      </w:pPr>
+      <w:r>
+        <w:t xml:space="preserve">This section covers procedures for maintaining the </w:t>
+      </w:r>
+      <w:proofErr w:type="spellStart"/>
+      <w:r>
+        <w:t>sF</w:t>
+      </w:r>
+      <w:proofErr w:type="spellEnd"/>
+      <w:r>
+        <w:t xml:space="preserve"> and pF/144 systems.</w:t>
+      </w:r>
+    </w:p>
+    <w:p>
+      <w:pPr>
+        <w:pStyle w:val="PlainHeading2"/>
+        <w:jc w:val="both"/>
+      </w:pPr>
+      <w:bookmarkStart w:id="286" w:name="_Toc119163561"/>
+      <w:proofErr w:type="spellStart"/>
+      <w:r>
+        <w:t>saneFORTH</w:t>
+      </w:r>
+      <w:proofErr w:type="spellEnd"/>
+      <w:r>
+        <w:t xml:space="preserve"> Maintenance</w:t>
+      </w:r>
       <w:bookmarkEnd w:id="286"/>
     </w:p>
     <w:p>
       <w:pPr>
-        <w:pStyle w:val="BodyText"/>
-        <w:jc w:val="both"/>
-      </w:pPr>
-      <w:r>
-        <w:t xml:space="preserve">This section covers procedures for maintaining the </w:t>
-      </w:r>
-      <w:proofErr w:type="spellStart"/>
-      <w:r>
-        <w:t>sF</w:t>
-      </w:r>
-      <w:proofErr w:type="spellEnd"/>
-      <w:r>
-        <w:t xml:space="preserve"> and pF/144 systems.</w:t>
-      </w:r>
-    </w:p>
-    <w:p>
-      <w:pPr>
-        <w:pStyle w:val="PlainHeading2"/>
-        <w:jc w:val="both"/>
-      </w:pPr>
-      <w:bookmarkStart w:id="287" w:name="_Toc119163561"/>
-      <w:proofErr w:type="spellStart"/>
-      <w:r>
-        <w:lastRenderedPageBreak/>
-        <w:t>saneFORTH</w:t>
-      </w:r>
-      <w:proofErr w:type="spellEnd"/>
-      <w:r>
-        <w:t xml:space="preserve"> Maintenance</w:t>
+        <w:pStyle w:val="PlainHeading3"/>
+        <w:jc w:val="both"/>
+      </w:pPr>
+      <w:bookmarkStart w:id="287" w:name="_Toc119163562"/>
+      <w:r>
+        <w:t>Bootstrapping</w:t>
       </w:r>
       <w:bookmarkEnd w:id="287"/>
-    </w:p>
-    <w:p>
-      <w:pPr>
-        <w:pStyle w:val="PlainHeading3"/>
-        <w:jc w:val="both"/>
-      </w:pPr>
-      <w:bookmarkStart w:id="288" w:name="_Toc119163562"/>
-      <w:r>
-        <w:t>Bootstrapping</w:t>
-      </w:r>
-      <w:bookmarkEnd w:id="288"/>
     </w:p>
     <w:p>
       <w:pPr>
@@ -48989,17 +48998,18 @@
         <w:pStyle w:val="PlainHeading3"/>
         <w:jc w:val="both"/>
       </w:pPr>
-      <w:bookmarkStart w:id="289" w:name="_Toc7797288"/>
-      <w:bookmarkStart w:id="290" w:name="_Toc7819010"/>
-      <w:bookmarkStart w:id="291" w:name="_Toc7819151"/>
-      <w:bookmarkStart w:id="292" w:name="_Toc8565213"/>
-      <w:bookmarkStart w:id="293" w:name="_Toc8570107"/>
-      <w:bookmarkStart w:id="294" w:name="_Toc8929255"/>
-      <w:bookmarkStart w:id="295" w:name="_Toc9331543"/>
-      <w:bookmarkStart w:id="296" w:name="_Toc9332210"/>
-      <w:bookmarkStart w:id="297" w:name="_Toc9332367"/>
-      <w:bookmarkStart w:id="298" w:name="_Toc9332783"/>
-      <w:bookmarkStart w:id="299" w:name="_Toc119163563"/>
+      <w:bookmarkStart w:id="288" w:name="_Toc7797288"/>
+      <w:bookmarkStart w:id="289" w:name="_Toc7819010"/>
+      <w:bookmarkStart w:id="290" w:name="_Toc7819151"/>
+      <w:bookmarkStart w:id="291" w:name="_Toc8565213"/>
+      <w:bookmarkStart w:id="292" w:name="_Toc8570107"/>
+      <w:bookmarkStart w:id="293" w:name="_Toc8929255"/>
+      <w:bookmarkStart w:id="294" w:name="_Toc9331543"/>
+      <w:bookmarkStart w:id="295" w:name="_Toc9332210"/>
+      <w:bookmarkStart w:id="296" w:name="_Toc9332367"/>
+      <w:bookmarkStart w:id="297" w:name="_Toc9332783"/>
+      <w:bookmarkStart w:id="298" w:name="_Toc119163563"/>
+      <w:bookmarkEnd w:id="288"/>
       <w:bookmarkEnd w:id="289"/>
       <w:bookmarkEnd w:id="290"/>
       <w:bookmarkEnd w:id="291"/>
@@ -49009,9 +49019,53 @@
       <w:bookmarkEnd w:id="295"/>
       <w:bookmarkEnd w:id="296"/>
       <w:bookmarkEnd w:id="297"/>
+      <w:r>
+        <w:t>Nucleus Maintenance</w:t>
+      </w:r>
       <w:bookmarkEnd w:id="298"/>
-      <w:r>
-        <w:t>Nucleus Maintenance</w:t>
+    </w:p>
+    <w:p>
+      <w:pPr>
+        <w:pStyle w:val="BodyText"/>
+        <w:jc w:val="both"/>
+      </w:pPr>
+      <w:r>
+        <w:t xml:space="preserve">Because this is a hosted system, the nucleus that is run for </w:t>
+      </w:r>
+      <w:proofErr w:type="spellStart"/>
+      <w:r>
+        <w:t>saneFORTH</w:t>
+      </w:r>
+      <w:proofErr w:type="spellEnd"/>
+      <w:r>
+        <w:t xml:space="preserve"> is necessarily packaged into the Windows executable.  The </w:t>
+      </w:r>
+      <w:proofErr w:type="spellStart"/>
+      <w:r>
+        <w:t>sF</w:t>
+      </w:r>
+      <w:proofErr w:type="spellEnd"/>
+      <w:r>
+        <w:t xml:space="preserve"> nucleus source, as well as the Target Compiler and other utilities employed to test nuclei and to generate Windows executables, are proprietary to FORTH, Inc. and/or ATHENA Programming, Inc. and GreenArrays has not been licensed to distribute them.  Therefore these sections are redacted and users of arrayForth 3 are unable to maintain the underlying x86 nucleus.  Special versions, if necessary, must be requested from GreenArrays.</w:t>
+      </w:r>
+    </w:p>
+    <w:p>
+      <w:pPr>
+        <w:pStyle w:val="BodyText"/>
+        <w:jc w:val="both"/>
+      </w:pPr>
+    </w:p>
+    <w:p>
+      <w:pPr>
+        <w:pStyle w:val="PlainHeading2"/>
+        <w:jc w:val="both"/>
+      </w:pPr>
+      <w:bookmarkStart w:id="299" w:name="_Toc119163564"/>
+      <w:r>
+        <w:t>polyForth</w:t>
+      </w:r>
+      <w:r>
+        <w:t>/144 Maintenance</w:t>
       </w:r>
       <w:bookmarkEnd w:id="299"/>
     </w:p>
@@ -49021,60 +49075,11 @@
         <w:jc w:val="both"/>
       </w:pPr>
       <w:r>
-        <w:t xml:space="preserve">Because this is a hosted system, the nucleus that is run for </w:t>
-      </w:r>
-      <w:proofErr w:type="spellStart"/>
-      <w:r>
-        <w:t>saneFORTH</w:t>
-      </w:r>
-      <w:proofErr w:type="spellEnd"/>
-      <w:r>
-        <w:t xml:space="preserve"> is necessarily packaged into the Windows executable.  The </w:t>
-      </w:r>
-      <w:proofErr w:type="spellStart"/>
-      <w:r>
-        <w:t>sF</w:t>
-      </w:r>
-      <w:proofErr w:type="spellEnd"/>
-      <w:r>
-        <w:t xml:space="preserve"> nucleus source, as well as the Target Compiler and other utilities employed to test nuclei and to generate Windows executables, are proprietary to FORTH, Inc. and/or ATHENA Programming, Inc. and GreenArrays has not been licensed to distribute them.  Therefore these sections are redacted and users of arrayForth 3 are unable to maintain the underlying x86 nucleus.  Special versions, if necessary, must be requested from GreenArrays.</w:t>
-      </w:r>
-    </w:p>
-    <w:p>
-      <w:pPr>
-        <w:pStyle w:val="BodyText"/>
-        <w:jc w:val="both"/>
-      </w:pPr>
-    </w:p>
-    <w:p>
-      <w:pPr>
-        <w:pStyle w:val="PlainHeading2"/>
-        <w:jc w:val="both"/>
-      </w:pPr>
-      <w:bookmarkStart w:id="300" w:name="_Toc119163564"/>
-      <w:proofErr w:type="spellStart"/>
-      <w:r>
-        <w:t>polyFORTH</w:t>
-      </w:r>
-      <w:proofErr w:type="spellEnd"/>
-      <w:r>
-        <w:t>/144 Maintenance</w:t>
-      </w:r>
-      <w:bookmarkEnd w:id="300"/>
-    </w:p>
-    <w:p>
-      <w:pPr>
-        <w:pStyle w:val="BodyText"/>
-        <w:jc w:val="both"/>
-      </w:pPr>
-      <w:r>
         <w:t xml:space="preserve">pF/144 is fully equipped to maintain and alter both its Virtual Machine and its </w:t>
       </w:r>
-      <w:proofErr w:type="spellStart"/>
-      <w:r>
-        <w:t>polyFORTH</w:t>
-      </w:r>
-      <w:proofErr w:type="spellEnd"/>
+      <w:r>
+        <w:t>polyForth</w:t>
+      </w:r>
       <w:r>
         <w:t xml:space="preserve"> nucleus.  These procedures are fully documented in </w:t>
       </w:r>
@@ -49084,14 +49089,12 @@
         </w:rPr>
         <w:t xml:space="preserve">DB006, G144A12 </w:t>
       </w:r>
-      <w:proofErr w:type="spellStart"/>
       <w:r>
         <w:rPr>
           <w:i/>
         </w:rPr>
-        <w:t>polyFORTH</w:t>
-      </w:r>
-      <w:proofErr w:type="spellEnd"/>
+        <w:t>polyForth</w:t>
+      </w:r>
       <w:r>
         <w:rPr>
           <w:i/>

--- a/F18-assembly.docx
+++ b/F18-assembly.docx
@@ -170,7 +170,7 @@
       <w:bookmarkStart w:id="5" w:name="_Toc290253030"/>
       <w:bookmarkStart w:id="6" w:name="_Toc497828779"/>
       <w:r>
-        <w:t>Status of Data Given</w:t>
+        <w:t>Caveats</w:t>
       </w:r>
       <w:bookmarkEnd w:id="5"/>
       <w:bookmarkEnd w:id="6"/>
@@ -181,10 +181,10 @@
         <w:jc w:val="both"/>
       </w:pPr>
       <w:r>
-        <w:t xml:space="preserve">The data given herein are PRODUCTION.  Electrical and timing values are illustrative only. Otherwise, the subject matter of this book is the architecture, instruction set, and programming of the F18A computers and I/O, which are fixed by design.  </w:t>
-      </w:r>
-      <w:r>
-        <w:t>Future revisions of this book may document upward-compatible enhancements of the F18A programming model</w:t>
+        <w:t xml:space="preserve">Electrical and timing values are illustrative only. Otherwise, the subject matter of this book is the architecture, instruction set, and programming of the F18A computers and I/O, which are fixed by design. </w:t>
+      </w:r>
+      <w:r>
+        <w:t>Future revisions may document upward-compatible enhancements of the F18A programming model</w:t>
       </w:r>
       <w:r>
         <w:t>.</w:t>
@@ -606,13 +606,19 @@
         <w:t>Communication Ports</w:t>
       </w:r>
       <w:r>
-        <w:t xml:space="preserve"> are configured based on position within the array (four for inner; three ports </w:t>
+        <w:t xml:space="preserve"> are configured based on position within the array </w:t>
+      </w:r>
+      <w:r>
+        <w:t xml:space="preserve">- </w:t>
+      </w:r>
+      <w:r>
+        <w:t xml:space="preserve">four for inner; three ports </w:t>
       </w:r>
       <w:r>
         <w:t>array edges</w:t>
       </w:r>
       <w:r>
-        <w:t>; two for corners.) One additional port is optional.</w:t>
+        <w:t>; two for corners. One additional port is optional.</w:t>
       </w:r>
     </w:p>
     <w:p>
@@ -656,7 +662,13 @@
         <w:t xml:space="preserve">Return Stack </w:t>
       </w:r>
       <w:r>
-        <w:t>consists of 8 registers addressed circularly (no fixed top or bottom.) Pushing a word onto this stack makes it the new “top” item, overwriting the former “bottom” item.  After popping 8 items, those 8 items are repeated.</w:t>
+        <w:t xml:space="preserve">consists of 8 registers addressed circularly </w:t>
+      </w:r>
+      <w:r>
+        <w:t xml:space="preserve">with </w:t>
+      </w:r>
+      <w:r>
+        <w:t>no fixed top or bottom. Pushing a word onto this stack makes it the new “top” item, overwriting the former “bottom” item.  After popping 8 items, those 8 items are repeated.</w:t>
       </w:r>
     </w:p>
     <w:p>
@@ -676,7 +688,7 @@
         <w:t xml:space="preserve">R </w:t>
       </w:r>
       <w:r>
-        <w:t xml:space="preserve">extends this stack to 9 entries but only 8 are circular.  When used as a loop counter, </w:t>
+        <w:t xml:space="preserve">extends this stack to 9 entries but only 8 are circular. When used as a loop counter, </w:t>
       </w:r>
       <w:r>
         <w:rPr>
@@ -14520,7 +14532,7 @@
                       <v:shape id="_x0000_i1030" type="#_x0000_t75" style="width:199.1pt;height:173.45pt">
                         <v:imagedata r:id="rId15" o:title=""/>
                       </v:shape>
-                      <o:OLEObject Type="Embed" ProgID="Visio.Drawing.11" ShapeID="_x0000_i1030" DrawAspect="Content" ObjectID="_1846772504" r:id="rId16"/>
+                      <o:OLEObject Type="Embed" ProgID="Visio.Drawing.11" ShapeID="_x0000_i1030" DrawAspect="Content" ObjectID="_1846776407" r:id="rId16"/>
                     </w:object>
                   </w:r>
                 </w:p>
